--- a/PROJECT INFO.docx
+++ b/PROJECT INFO.docx
@@ -13,6 +13,18 @@
           <w:lang w:eastAsia="en-IN"/>
         </w:rPr>
       </w:pPr>
+      <w:r>
+        <w:rPr>
+          <w:rFonts w:ascii="Times New Roman" w:eastAsia="Times New Roman" w:hAnsi="Times New Roman" w:cs="Times New Roman"/>
+          <w:color w:val="1F1F1F"/>
+          <w:sz w:val="24"/>
+          <w:szCs w:val="24"/>
+          <w:lang w:eastAsia="en-IN"/>
+        </w:rPr>
+        <w:t>komal</w:t>
+      </w:r>
+      <w:bookmarkStart w:id="0" w:name="_GoBack"/>
+      <w:bookmarkEnd w:id="0"/>
       <w:r>
         <w:rPr>
           <w:rFonts w:ascii="Times New Roman" w:eastAsia="Times New Roman" w:hAnsi="Times New Roman" w:cs="Times New Roman"/>
@@ -2507,6 +2519,7 @@
           <w:bdr w:val="none" w:sz="0" w:space="0" w:color="auto" w:frame="1"/>
           <w:lang w:eastAsia="en-IN"/>
         </w:rPr>
+        <w:lastRenderedPageBreak/>
         <w:t>Explanation:</w:t>
       </w:r>
       <w:r>
@@ -2565,7 +2578,6 @@
           <w:szCs w:val="24"/>
           <w:lang w:eastAsia="en-IN"/>
         </w:rPr>
-        <w:lastRenderedPageBreak/>
         <w:t>3. High-Value Billing</w:t>
       </w:r>
     </w:p>
@@ -5244,6 +5256,7 @@
           <w:bdr w:val="none" w:sz="0" w:space="0" w:color="auto" w:frame="1"/>
           <w:lang w:eastAsia="en-IN"/>
         </w:rPr>
+        <w:lastRenderedPageBreak/>
         <w:t>FROM</w:t>
       </w:r>
       <w:r>
@@ -5381,7 +5394,6 @@
           <w:szCs w:val="24"/>
           <w:lang w:eastAsia="en-IN"/>
         </w:rPr>
-        <w:lastRenderedPageBreak/>
         <w:t>8. Finding Abnormal Results</w:t>
       </w:r>
     </w:p>
@@ -7917,6 +7929,7 @@
           <w:bdr w:val="none" w:sz="0" w:space="0" w:color="auto" w:frame="1"/>
           <w:lang w:eastAsia="en-IN"/>
         </w:rPr>
+        <w:lastRenderedPageBreak/>
         <w:t>Q:</w:t>
       </w:r>
       <w:r>
@@ -8128,7 +8141,6 @@
           <w:bdr w:val="none" w:sz="0" w:space="0" w:color="auto" w:frame="1"/>
           <w:lang w:eastAsia="en-IN"/>
         </w:rPr>
-        <w:lastRenderedPageBreak/>
         <w:t>FROM</w:t>
       </w:r>
       <w:r>
@@ -10939,6 +10951,7 @@
           <w:bdr w:val="none" w:sz="0" w:space="0" w:color="auto" w:frame="1"/>
           <w:lang w:eastAsia="en-IN"/>
         </w:rPr>
+        <w:lastRenderedPageBreak/>
         <w:t>END</w:t>
       </w:r>
       <w:r>
@@ -10976,8 +10989,6 @@
           <v:rect id="_x0000_i1027" style="width:0;height:1.5pt" o:hralign="center" o:hrstd="t" o:hrnoshade="t" o:hr="t" fillcolor="gray" stroked="f"/>
         </w:pict>
       </w:r>
-      <w:bookmarkStart w:id="0" w:name="_GoBack"/>
-      <w:bookmarkEnd w:id="0"/>
     </w:p>
     <w:sectPr>
       <w:pgSz w:w="11906" w:h="16838"/>

--- a/PROJECT INFO.docx
+++ b/PROJECT INFO.docx
@@ -13,16 +13,6 @@
           <w:lang w:eastAsia="en-IN"/>
         </w:rPr>
       </w:pPr>
-      <w:r>
-        <w:rPr>
-          <w:rFonts w:ascii="Times New Roman" w:eastAsia="Times New Roman" w:hAnsi="Times New Roman" w:cs="Times New Roman"/>
-          <w:color w:val="1F1F1F"/>
-          <w:sz w:val="24"/>
-          <w:szCs w:val="24"/>
-          <w:lang w:eastAsia="en-IN"/>
-        </w:rPr>
-        <w:t>komal</w:t>
-      </w:r>
       <w:bookmarkStart w:id="0" w:name="_GoBack"/>
       <w:bookmarkEnd w:id="0"/>
       <w:r>
@@ -2519,7 +2509,6 @@
           <w:bdr w:val="none" w:sz="0" w:space="0" w:color="auto" w:frame="1"/>
           <w:lang w:eastAsia="en-IN"/>
         </w:rPr>
-        <w:lastRenderedPageBreak/>
         <w:t>Explanation:</w:t>
       </w:r>
       <w:r>
@@ -2578,6 +2567,7 @@
           <w:szCs w:val="24"/>
           <w:lang w:eastAsia="en-IN"/>
         </w:rPr>
+        <w:lastRenderedPageBreak/>
         <w:t>3. High-Value Billing</w:t>
       </w:r>
     </w:p>
@@ -5256,7 +5246,6 @@
           <w:bdr w:val="none" w:sz="0" w:space="0" w:color="auto" w:frame="1"/>
           <w:lang w:eastAsia="en-IN"/>
         </w:rPr>
-        <w:lastRenderedPageBreak/>
         <w:t>FROM</w:t>
       </w:r>
       <w:r>
@@ -5394,6 +5383,7 @@
           <w:szCs w:val="24"/>
           <w:lang w:eastAsia="en-IN"/>
         </w:rPr>
+        <w:lastRenderedPageBreak/>
         <w:t>8. Finding Abnormal Results</w:t>
       </w:r>
     </w:p>
@@ -7929,7 +7919,6 @@
           <w:bdr w:val="none" w:sz="0" w:space="0" w:color="auto" w:frame="1"/>
           <w:lang w:eastAsia="en-IN"/>
         </w:rPr>
-        <w:lastRenderedPageBreak/>
         <w:t>Q:</w:t>
       </w:r>
       <w:r>
@@ -8141,6 +8130,7 @@
           <w:bdr w:val="none" w:sz="0" w:space="0" w:color="auto" w:frame="1"/>
           <w:lang w:eastAsia="en-IN"/>
         </w:rPr>
+        <w:lastRenderedPageBreak/>
         <w:t>FROM</w:t>
       </w:r>
       <w:r>
@@ -10951,7 +10941,6 @@
           <w:bdr w:val="none" w:sz="0" w:space="0" w:color="auto" w:frame="1"/>
           <w:lang w:eastAsia="en-IN"/>
         </w:rPr>
-        <w:lastRenderedPageBreak/>
         <w:t>END</w:t>
       </w:r>
       <w:r>
